--- a/Relatório ADO 1 Física.docx
+++ b/Relatório ADO 1 Física.docx
@@ -216,99 +216,13 @@
         </w:rPr>
         <w:t xml:space="preserve">Optamos pelo </w:t>
       </w:r>
-      <w:proofErr w:type="spellStart"/>
-      <w:r>
-        <w:rPr>
-          <w:rFonts w:ascii="Arial" w:hAnsi="Arial" w:cs="Arial"/>
-          <w:sz w:val="24"/>
-          <w:szCs w:val="24"/>
-        </w:rPr>
-        <w:t>Pygame</w:t>
-      </w:r>
-      <w:proofErr w:type="spellEnd"/>
-      <w:r>
-        <w:rPr>
-          <w:rFonts w:ascii="Arial" w:hAnsi="Arial" w:cs="Arial"/>
-          <w:sz w:val="24"/>
-          <w:szCs w:val="24"/>
-        </w:rPr>
-        <w:t xml:space="preserve"> (na variante </w:t>
-      </w:r>
-      <w:proofErr w:type="spellStart"/>
-      <w:r>
-        <w:rPr>
-          <w:rFonts w:ascii="Arial" w:hAnsi="Arial" w:cs="Arial"/>
-          <w:sz w:val="24"/>
-          <w:szCs w:val="24"/>
-        </w:rPr>
-        <w:t>pygame-ce</w:t>
-      </w:r>
-      <w:proofErr w:type="spellEnd"/>
-      <w:r>
-        <w:rPr>
-          <w:rFonts w:ascii="Arial" w:hAnsi="Arial" w:cs="Arial"/>
-          <w:sz w:val="24"/>
-          <w:szCs w:val="24"/>
-        </w:rPr>
-        <w:t xml:space="preserve"> </w:t>
-      </w:r>
-      <w:r>
-        <w:rPr>
-          <w:rFonts w:ascii="Arial" w:hAnsi="Arial" w:cs="Arial"/>
-          <w:sz w:val="24"/>
-          <w:szCs w:val="24"/>
-        </w:rPr>
-        <w:t>(</w:t>
-      </w:r>
-      <w:r>
-        <w:rPr>
-          <w:rFonts w:ascii="Arial" w:hAnsi="Arial" w:cs="Arial"/>
-          <w:sz w:val="24"/>
-          <w:szCs w:val="24"/>
-        </w:rPr>
-        <w:t xml:space="preserve">Community </w:t>
-      </w:r>
-      <w:proofErr w:type="spellStart"/>
-      <w:r>
-        <w:rPr>
-          <w:rFonts w:ascii="Arial" w:hAnsi="Arial" w:cs="Arial"/>
-          <w:sz w:val="24"/>
-          <w:szCs w:val="24"/>
-        </w:rPr>
-        <w:t>Edition</w:t>
-      </w:r>
-      <w:proofErr w:type="spellEnd"/>
-      <w:r>
-        <w:rPr>
-          <w:rFonts w:ascii="Arial" w:hAnsi="Arial" w:cs="Arial"/>
-          <w:sz w:val="24"/>
-          <w:szCs w:val="24"/>
-        </w:rPr>
-        <w:t>)</w:t>
-      </w:r>
-      <w:r>
-        <w:rPr>
-          <w:rFonts w:ascii="Arial" w:hAnsi="Arial" w:cs="Arial"/>
-          <w:sz w:val="24"/>
-          <w:szCs w:val="24"/>
-        </w:rPr>
-        <w:t xml:space="preserve">, compatível com Python 3.14). </w:t>
-      </w:r>
-      <w:r>
-        <w:rPr>
-          <w:rFonts w:ascii="Arial" w:hAnsi="Arial" w:cs="Arial"/>
-          <w:sz w:val="24"/>
-          <w:szCs w:val="24"/>
-        </w:rPr>
-        <w:t>P</w:t>
-      </w:r>
-      <w:r>
-        <w:rPr>
-          <w:rFonts w:ascii="Arial" w:hAnsi="Arial" w:cs="Arial"/>
-          <w:sz w:val="24"/>
-          <w:szCs w:val="24"/>
-        </w:rPr>
-        <w:t>or três motivos principais:</w:t>
+      <w:r>
+        <w:rPr>
+          <w:rFonts w:ascii="Arial" w:hAnsi="Arial" w:cs="Arial"/>
+          <w:sz w:val="24"/>
+          <w:szCs w:val="24"/>
+        </w:rPr>
+        <w:t>site p5js pela facilidade de programação e usabilidade do usuário, por isso não temos biblioteca.</w:t>
       </w:r>
     </w:p>
     <w:p>
@@ -350,25 +264,39 @@
           <w:sz w:val="24"/>
           <w:szCs w:val="24"/>
         </w:rPr>
-        <w:t xml:space="preserve">: o requisito de "Lançar" pede um ponto se movendo ao longo da curva. </w:t>
-      </w:r>
-      <w:proofErr w:type="spellStart"/>
-      <w:r>
-        <w:rPr>
-          <w:rFonts w:ascii="Arial" w:hAnsi="Arial" w:cs="Arial"/>
-          <w:sz w:val="24"/>
-          <w:szCs w:val="24"/>
-        </w:rPr>
-        <w:t>Pygame</w:t>
-      </w:r>
-      <w:proofErr w:type="spellEnd"/>
-      <w:r>
-        <w:rPr>
-          <w:rFonts w:ascii="Arial" w:hAnsi="Arial" w:cs="Arial"/>
-          <w:sz w:val="24"/>
-          <w:szCs w:val="24"/>
-        </w:rPr>
-        <w:t xml:space="preserve"> oferece controle de FPS e de tempo por frame, o que torna a animação fluida sem bibliotecas adicionais.</w:t>
+        <w:t>: o requisito de "Lançar" pede um ponto se movendo ao longo da curva.</w:t>
+      </w:r>
+      <w:r>
+        <w:rPr>
+          <w:rFonts w:ascii="Arial" w:hAnsi="Arial" w:cs="Arial"/>
+          <w:sz w:val="24"/>
+          <w:szCs w:val="24"/>
+        </w:rPr>
+        <w:t xml:space="preserve"> C</w:t>
+      </w:r>
+      <w:r>
+        <w:rPr>
+          <w:rFonts w:ascii="Arial" w:hAnsi="Arial" w:cs="Arial"/>
+          <w:sz w:val="24"/>
+          <w:szCs w:val="24"/>
+        </w:rPr>
+        <w:t>ontrole</w:t>
+      </w:r>
+      <w:r>
+        <w:rPr>
+          <w:rFonts w:ascii="Arial" w:hAnsi="Arial" w:cs="Arial"/>
+          <w:sz w:val="24"/>
+          <w:szCs w:val="24"/>
+        </w:rPr>
+        <w:t>s</w:t>
+      </w:r>
+      <w:r>
+        <w:rPr>
+          <w:rFonts w:ascii="Arial" w:hAnsi="Arial" w:cs="Arial"/>
+          <w:sz w:val="24"/>
+          <w:szCs w:val="24"/>
+        </w:rPr>
+        <w:t xml:space="preserve"> de FPS e de tempo por frame, o que torna a animação fluida sem bibliotecas adicionais.</w:t>
       </w:r>
     </w:p>
     <w:p>
@@ -492,43 +420,31 @@
           <w:sz w:val="24"/>
           <w:szCs w:val="24"/>
         </w:rPr>
-        <w:t xml:space="preserve">: funciona localmente sem depender de servidor web (como </w:t>
-      </w:r>
-      <w:proofErr w:type="spellStart"/>
-      <w:r>
-        <w:rPr>
-          <w:rFonts w:ascii="Arial" w:hAnsi="Arial" w:cs="Arial"/>
-          <w:sz w:val="24"/>
-          <w:szCs w:val="24"/>
-        </w:rPr>
-        <w:t>streamlit</w:t>
-      </w:r>
-      <w:proofErr w:type="spellEnd"/>
-      <w:r>
-        <w:rPr>
-          <w:rFonts w:ascii="Arial" w:hAnsi="Arial" w:cs="Arial"/>
-          <w:sz w:val="24"/>
-          <w:szCs w:val="24"/>
-        </w:rPr>
-        <w:t xml:space="preserve">) ou de janelas do </w:t>
-      </w:r>
-      <w:proofErr w:type="spellStart"/>
-      <w:r>
-        <w:rPr>
-          <w:rFonts w:ascii="Arial" w:hAnsi="Arial" w:cs="Arial"/>
-          <w:sz w:val="24"/>
-          <w:szCs w:val="24"/>
-        </w:rPr>
-        <w:t>matplotlib</w:t>
-      </w:r>
-      <w:proofErr w:type="spellEnd"/>
-      <w:r>
-        <w:rPr>
-          <w:rFonts w:ascii="Arial" w:hAnsi="Arial" w:cs="Arial"/>
-          <w:sz w:val="24"/>
-          <w:szCs w:val="24"/>
-        </w:rPr>
-        <w:t>, que travam durante animações em tempo real.</w:t>
+        <w:t>: funciona localmente</w:t>
+      </w:r>
+      <w:r>
+        <w:rPr>
+          <w:rFonts w:ascii="Arial" w:hAnsi="Arial" w:cs="Arial"/>
+          <w:sz w:val="24"/>
+          <w:szCs w:val="24"/>
+        </w:rPr>
+        <w:t xml:space="preserve"> usando um</w:t>
+      </w:r>
+      <w:r>
+        <w:rPr>
+          <w:rFonts w:ascii="Arial" w:hAnsi="Arial" w:cs="Arial"/>
+          <w:sz w:val="24"/>
+          <w:szCs w:val="24"/>
+        </w:rPr>
+        <w:t xml:space="preserve"> servidor web</w:t>
+      </w:r>
+      <w:r>
+        <w:rPr>
+          <w:rFonts w:ascii="Arial" w:hAnsi="Arial" w:cs="Arial"/>
+          <w:sz w:val="24"/>
+          <w:szCs w:val="24"/>
+        </w:rPr>
+        <w:t>.</w:t>
       </w:r>
     </w:p>
     <w:p>
@@ -1765,275 +1681,24 @@
           <w:szCs w:val="24"/>
         </w:rPr>
       </w:pPr>
-      <w:r>
-        <w:rPr>
-          <w:rFonts w:ascii="Arial" w:hAnsi="Arial" w:cs="Arial"/>
-          <w:sz w:val="24"/>
-          <w:szCs w:val="24"/>
-        </w:rPr>
-        <w:t xml:space="preserve">Incompatibilidade do </w:t>
-      </w:r>
-      <w:proofErr w:type="spellStart"/>
-      <w:r>
-        <w:rPr>
-          <w:rFonts w:ascii="Arial" w:hAnsi="Arial" w:cs="Arial"/>
-          <w:sz w:val="24"/>
-          <w:szCs w:val="24"/>
-        </w:rPr>
-        <w:t>pygame</w:t>
-      </w:r>
-      <w:proofErr w:type="spellEnd"/>
-      <w:r>
-        <w:rPr>
-          <w:rFonts w:ascii="Arial" w:hAnsi="Arial" w:cs="Arial"/>
-          <w:sz w:val="24"/>
-          <w:szCs w:val="24"/>
-        </w:rPr>
-        <w:t xml:space="preserve"> clássico com o Python 3.14. A instalação via </w:t>
-      </w:r>
-      <w:proofErr w:type="spellStart"/>
-      <w:r>
-        <w:rPr>
-          <w:rFonts w:ascii="Arial" w:hAnsi="Arial" w:cs="Arial"/>
-          <w:sz w:val="24"/>
-          <w:szCs w:val="24"/>
-        </w:rPr>
-        <w:t>pip</w:t>
-      </w:r>
-      <w:proofErr w:type="spellEnd"/>
-      <w:r>
-        <w:rPr>
-          <w:rFonts w:ascii="Arial" w:hAnsi="Arial" w:cs="Arial"/>
-          <w:sz w:val="24"/>
-          <w:szCs w:val="24"/>
-        </w:rPr>
-        <w:t xml:space="preserve"> </w:t>
-      </w:r>
-      <w:proofErr w:type="spellStart"/>
-      <w:r>
-        <w:rPr>
-          <w:rFonts w:ascii="Arial" w:hAnsi="Arial" w:cs="Arial"/>
-          <w:sz w:val="24"/>
-          <w:szCs w:val="24"/>
-        </w:rPr>
-        <w:t>install</w:t>
-      </w:r>
-      <w:proofErr w:type="spellEnd"/>
-      <w:r>
-        <w:rPr>
-          <w:rFonts w:ascii="Arial" w:hAnsi="Arial" w:cs="Arial"/>
-          <w:sz w:val="24"/>
-          <w:szCs w:val="24"/>
-        </w:rPr>
-        <w:t xml:space="preserve"> </w:t>
-      </w:r>
-      <w:proofErr w:type="spellStart"/>
-      <w:r>
-        <w:rPr>
-          <w:rFonts w:ascii="Arial" w:hAnsi="Arial" w:cs="Arial"/>
-          <w:sz w:val="24"/>
-          <w:szCs w:val="24"/>
-        </w:rPr>
-        <w:t>pygame</w:t>
-      </w:r>
-      <w:proofErr w:type="spellEnd"/>
-      <w:r>
-        <w:rPr>
-          <w:rFonts w:ascii="Arial" w:hAnsi="Arial" w:cs="Arial"/>
-          <w:sz w:val="24"/>
-          <w:szCs w:val="24"/>
-        </w:rPr>
-        <w:t xml:space="preserve"> falhava ao compilar a biblioteca. Solução: migramos para o </w:t>
-      </w:r>
-      <w:proofErr w:type="spellStart"/>
-      <w:r>
-        <w:rPr>
-          <w:rFonts w:ascii="Arial" w:hAnsi="Arial" w:cs="Arial"/>
-          <w:sz w:val="24"/>
-          <w:szCs w:val="24"/>
-        </w:rPr>
-        <w:t>pygame-ce</w:t>
-      </w:r>
-      <w:proofErr w:type="spellEnd"/>
-      <w:r>
-        <w:rPr>
-          <w:rFonts w:ascii="Arial" w:hAnsi="Arial" w:cs="Arial"/>
-          <w:sz w:val="24"/>
-          <w:szCs w:val="24"/>
-        </w:rPr>
-        <w:t xml:space="preserve">, que possui </w:t>
-      </w:r>
-      <w:proofErr w:type="spellStart"/>
-      <w:r>
-        <w:rPr>
-          <w:rFonts w:ascii="Arial" w:hAnsi="Arial" w:cs="Arial"/>
-          <w:sz w:val="24"/>
-          <w:szCs w:val="24"/>
-        </w:rPr>
-        <w:t>wheel</w:t>
-      </w:r>
-      <w:proofErr w:type="spellEnd"/>
-      <w:r>
-        <w:rPr>
-          <w:rFonts w:ascii="Arial" w:hAnsi="Arial" w:cs="Arial"/>
-          <w:sz w:val="24"/>
-          <w:szCs w:val="24"/>
-        </w:rPr>
-        <w:t xml:space="preserve"> </w:t>
-      </w:r>
-      <w:proofErr w:type="spellStart"/>
-      <w:r>
-        <w:rPr>
-          <w:rFonts w:ascii="Arial" w:hAnsi="Arial" w:cs="Arial"/>
-          <w:sz w:val="24"/>
-          <w:szCs w:val="24"/>
-        </w:rPr>
-        <w:t>pré</w:t>
-      </w:r>
-      <w:proofErr w:type="spellEnd"/>
-      <w:r>
-        <w:rPr>
-          <w:rFonts w:ascii="Arial" w:hAnsi="Arial" w:cs="Arial"/>
-          <w:sz w:val="24"/>
-          <w:szCs w:val="24"/>
-        </w:rPr>
-        <w:t>-compilada para Python 3.14.</w:t>
-      </w:r>
-    </w:p>
-    <w:p>
-      <w:pPr>
-        <w:spacing w:line="240" w:lineRule="auto"/>
-        <w:ind w:firstLine="576"/>
-        <w:jc w:val="both"/>
-        <w:rPr>
-          <w:rFonts w:ascii="Arial" w:hAnsi="Arial" w:cs="Arial"/>
-          <w:sz w:val="24"/>
-          <w:szCs w:val="24"/>
-        </w:rPr>
-      </w:pPr>
-    </w:p>
-    <w:p>
-      <w:pPr>
-        <w:spacing w:line="240" w:lineRule="auto"/>
-        <w:ind w:firstLine="576"/>
-        <w:jc w:val="both"/>
-        <w:rPr>
-          <w:rFonts w:ascii="Arial" w:hAnsi="Arial" w:cs="Arial"/>
-          <w:sz w:val="24"/>
-          <w:szCs w:val="24"/>
-        </w:rPr>
-      </w:pPr>
-      <w:r>
-        <w:rPr>
-          <w:rFonts w:ascii="Arial" w:hAnsi="Arial" w:cs="Arial"/>
-          <w:sz w:val="24"/>
-          <w:szCs w:val="24"/>
-        </w:rPr>
-        <w:t xml:space="preserve">Arrasto dos </w:t>
-      </w:r>
-      <w:proofErr w:type="spellStart"/>
-      <w:r>
-        <w:rPr>
-          <w:rFonts w:ascii="Arial" w:hAnsi="Arial" w:cs="Arial"/>
-          <w:sz w:val="24"/>
-          <w:szCs w:val="24"/>
-        </w:rPr>
-        <w:t>sliders</w:t>
-      </w:r>
-      <w:proofErr w:type="spellEnd"/>
-      <w:r>
-        <w:rPr>
-          <w:rFonts w:ascii="Arial" w:hAnsi="Arial" w:cs="Arial"/>
-          <w:sz w:val="24"/>
-          <w:szCs w:val="24"/>
-        </w:rPr>
-        <w:t xml:space="preserve"> travando. A primeira versão só atualizava o </w:t>
-      </w:r>
-      <w:proofErr w:type="spellStart"/>
-      <w:r>
-        <w:rPr>
-          <w:rFonts w:ascii="Arial" w:hAnsi="Arial" w:cs="Arial"/>
-          <w:sz w:val="24"/>
-          <w:szCs w:val="24"/>
-        </w:rPr>
-        <w:t>slider</w:t>
-      </w:r>
-      <w:proofErr w:type="spellEnd"/>
-      <w:r>
-        <w:rPr>
-          <w:rFonts w:ascii="Arial" w:hAnsi="Arial" w:cs="Arial"/>
-          <w:sz w:val="24"/>
-          <w:szCs w:val="24"/>
-        </w:rPr>
-        <w:t xml:space="preserve"> enquanto o mouse permanecesse dentro de uma faixa vertical estreita, o que fazia o controle "escapar" durante o arrasto. Solução: introduzimos a variável </w:t>
-      </w:r>
-      <w:proofErr w:type="spellStart"/>
-      <w:r>
-        <w:rPr>
-          <w:rFonts w:ascii="Arial" w:hAnsi="Arial" w:cs="Arial"/>
-          <w:sz w:val="24"/>
-          <w:szCs w:val="24"/>
-        </w:rPr>
-        <w:t>slider_ativo</w:t>
-      </w:r>
-      <w:proofErr w:type="spellEnd"/>
-      <w:r>
-        <w:rPr>
-          <w:rFonts w:ascii="Arial" w:hAnsi="Arial" w:cs="Arial"/>
-          <w:sz w:val="24"/>
-          <w:szCs w:val="24"/>
-        </w:rPr>
-        <w:t xml:space="preserve">, atualizada em MOUSEBUTTONDOWN e zerada em MOUSEBUTTONUP, de modo que o </w:t>
-      </w:r>
-      <w:proofErr w:type="spellStart"/>
-      <w:r>
-        <w:rPr>
-          <w:rFonts w:ascii="Arial" w:hAnsi="Arial" w:cs="Arial"/>
-          <w:sz w:val="24"/>
-          <w:szCs w:val="24"/>
-        </w:rPr>
-        <w:t>slider</w:t>
-      </w:r>
-      <w:proofErr w:type="spellEnd"/>
-      <w:r>
-        <w:rPr>
-          <w:rFonts w:ascii="Arial" w:hAnsi="Arial" w:cs="Arial"/>
-          <w:sz w:val="24"/>
-          <w:szCs w:val="24"/>
-        </w:rPr>
-        <w:t xml:space="preserve"> continua respondendo mesmo se o cursor sair da linha.</w:t>
-      </w:r>
-    </w:p>
-    <w:p>
-      <w:pPr>
-        <w:spacing w:line="240" w:lineRule="auto"/>
-        <w:ind w:firstLine="576"/>
-        <w:jc w:val="both"/>
-        <w:rPr>
-          <w:rFonts w:ascii="Arial" w:hAnsi="Arial" w:cs="Arial"/>
-          <w:sz w:val="24"/>
-          <w:szCs w:val="24"/>
-        </w:rPr>
-      </w:pPr>
-    </w:p>
-    <w:p>
-      <w:pPr>
-        <w:spacing w:line="240" w:lineRule="auto"/>
-        <w:ind w:firstLine="576"/>
-        <w:jc w:val="both"/>
-        <w:rPr>
-          <w:rFonts w:ascii="Arial" w:hAnsi="Arial" w:cs="Arial"/>
-          <w:sz w:val="24"/>
-          <w:szCs w:val="24"/>
-        </w:rPr>
-      </w:pPr>
-      <w:r>
-        <w:rPr>
-          <w:rFonts w:ascii="Arial" w:hAnsi="Arial" w:cs="Arial"/>
-          <w:sz w:val="24"/>
-          <w:szCs w:val="24"/>
-        </w:rPr>
-        <w:lastRenderedPageBreak/>
+    </w:p>
+    <w:p>
+      <w:pPr>
+        <w:spacing w:line="240" w:lineRule="auto"/>
+        <w:ind w:firstLine="576"/>
+        <w:jc w:val="both"/>
+        <w:rPr>
+          <w:rFonts w:ascii="Arial" w:hAnsi="Arial" w:cs="Arial"/>
+          <w:sz w:val="24"/>
+          <w:szCs w:val="24"/>
+        </w:rPr>
+      </w:pPr>
+      <w:r>
+        <w:rPr>
+          <w:rFonts w:ascii="Arial" w:hAnsi="Arial" w:cs="Arial"/>
+          <w:sz w:val="24"/>
+          <w:szCs w:val="24"/>
+        </w:rPr>
         <w:t xml:space="preserve">Escala inconsistente entre o gráfico e a animação. O projétil chegava a sair da curva quando os parâmetros eram alterados durante a animação, porque a escala era recalculada com parâmetros diferentes nos dois contextos. Solução: unificamos o cálculo em uma única função </w:t>
       </w:r>
       <w:proofErr w:type="spellStart"/>
@@ -2116,7 +1781,25 @@
           <w:sz w:val="24"/>
           <w:szCs w:val="24"/>
         </w:rPr>
-        <w:t>), congelamos os parâmetros do lançamento, garantindo que gráfico e animação usem sempre a mesma escala.</w:t>
+        <w:t xml:space="preserve">), congelamos os parâmetros do lançamento, garantindo que gráfico e animação usem sempre </w:t>
+      </w:r>
+      <w:proofErr w:type="gramStart"/>
+      <w:r>
+        <w:rPr>
+          <w:rFonts w:ascii="Arial" w:hAnsi="Arial" w:cs="Arial"/>
+          <w:sz w:val="24"/>
+          <w:szCs w:val="24"/>
+        </w:rPr>
+        <w:t>a mesma</w:t>
+      </w:r>
+      <w:proofErr w:type="gramEnd"/>
+      <w:r>
+        <w:rPr>
+          <w:rFonts w:ascii="Arial" w:hAnsi="Arial" w:cs="Arial"/>
+          <w:sz w:val="24"/>
+          <w:szCs w:val="24"/>
+        </w:rPr>
+        <w:t xml:space="preserve"> escala.</w:t>
       </w:r>
     </w:p>
     <w:p>
@@ -2157,6 +1840,7 @@
           <w:sz w:val="24"/>
           <w:szCs w:val="24"/>
         </w:rPr>
+        <w:lastRenderedPageBreak/>
         <w:t>ja_lancou_alguma_vez</w:t>
       </w:r>
       <w:proofErr w:type="spellEnd"/>
@@ -3171,6 +2855,7 @@
   <w:style w:type="character" w:default="1" w:styleId="Fontepargpadro">
     <w:name w:val="Default Paragraph Font"/>
     <w:uiPriority w:val="1"/>
+    <w:semiHidden/>
     <w:unhideWhenUsed/>
   </w:style>
   <w:style w:type="table" w:default="1" w:styleId="Tabelanormal">
